--- a/materialien/Welt0_Akademie/2_Arbeitsblaetter/AQ_W0_AB_Portal.docx
+++ b/materialien/Welt0_Akademie/2_Arbeitsblaetter/AQ_W0_AB_Portal.docx
@@ -6823,7 +6823,7 @@
                 <w:sz w:val="22"/>
                 <w:szCs w:val="22"/>
               </w:rPr>
-              <w:t xml:space="preserve"> – bei Bedarf zusätzlich eine Spalte für die Bedingung (w/f) und für Rückgabe oder Ausgabe.</w:t>
+              <w:t xml:space="preserve"> – bei Bedarf zusätzlich eine Spalte für Rückgabe oder Ausgabe. Bedingungen bekommen keine eigene Spalte.</w:t>
             </w:r>
           </w:p>
           <w:p>
@@ -6862,7 +6862,7 @@
                 <w:sz w:val="22"/>
                 <w:szCs w:val="22"/>
               </w:rPr>
-              <w:t xml:space="preserve">, sobald sich ein Wert ändert. Unveränderte Werte darfst du weglassen.</w:t>
+              <w:t xml:space="preserve"> an jeder Stelle, die im Code mit „// → Tabellenzeile“ markiert ist (meist vor der Schleife und am Ende jedes Durchlaufs). Unveränderte Werte darfst du weglassen.</w:t>
             </w:r>
           </w:p>
           <w:p>
@@ -6950,8 +6950,8 @@
         <w:tblLayout w:type="fixed"/>
       </w:tblPr>
       <w:tblGrid>
-        <w:gridCol w:w="4300"/>
-        <w:gridCol w:w="5338"/>
+        <w:gridCol w:w="6300"/>
+        <w:gridCol w:w="3338"/>
       </w:tblGrid>
       <w:tr>
         <w:trPr>
@@ -6959,7 +6959,7 @@
         </w:trPr>
         <w:tc>
           <w:tcPr>
-            <w:tcW w:type="dxa" w:w="4300"/>
+            <w:tcW w:type="dxa" w:w="6300"/>
             <w:tcMar>
               <w:top w:type="dxa" w:w="0"/>
               <w:left w:type="dxa" w:w="0"/>
@@ -6969,7 +6969,7 @@
           </w:tcPr>
           <w:tbl>
             <w:tblPr>
-              <w:tblW w:type="dxa" w:w="9638"/>
+              <w:tblW w:type="dxa" w:w="6180"/>
               <w:tblBorders>
                 <w:top w:val="none" w:color="FFFFFF" w:sz="0"/>
                 <w:left w:val="none" w:color="FFFFFF" w:sz="0"/>
@@ -6981,7 +6981,7 @@
               <w:tblLayout w:type="fixed"/>
             </w:tblPr>
             <w:tblGrid>
-              <w:gridCol w:w="9638"/>
+              <w:gridCol w:w="6180"/>
             </w:tblGrid>
             <w:tr>
               <w:trPr>
@@ -6989,7 +6989,7 @@
               </w:trPr>
               <w:tc>
                 <w:tcPr>
-                  <w:tcW w:type="dxa" w:w="9638"/>
+                  <w:tcW w:type="dxa" w:w="6180"/>
                   <w:tcBorders>
                     <w:top w:val="single" w:color="D0D0D0" w:sz="4"/>
                     <w:left w:val="single" w:color="9DB7D5" w:sz="18"/>
@@ -7014,10 +7014,19 @@
                     <w:rPr>
                       <w:rFonts w:ascii="Consolas" w:cs="Consolas" w:eastAsia="Consolas" w:hAnsi="Consolas"/>
                       <w:color w:val="1A1A1A"/>
-                      <w:sz w:val="18"/>
-                      <w:szCs w:val="18"/>
+                      <w:sz w:val="16"/>
+                      <w:szCs w:val="16"/>
                     </w:rPr>
                     <w:t xml:space="preserve">int summe = 0;</w:t>
+                  </w:r>
+                  <w:r>
+                    <w:rPr>
+                      <w:rFonts w:ascii="Consolas" w:cs="Consolas" w:eastAsia="Consolas" w:hAnsi="Consolas"/>
+                      <w:color w:val="5F7F5F"/>
+                      <w:sz w:val="16"/>
+                      <w:szCs w:val="16"/>
+                    </w:rPr>
+                    <w:t xml:space="preserve">   // → Tabellenzeile (Startwerte)</w:t>
                   </w:r>
                 </w:p>
                 <w:p>
@@ -7030,8 +7039,8 @@
                     <w:rPr>
                       <w:rFonts w:ascii="Consolas" w:cs="Consolas" w:eastAsia="Consolas" w:hAnsi="Consolas"/>
                       <w:color w:val="1A1A1A"/>
-                      <w:sz w:val="18"/>
-                      <w:szCs w:val="18"/>
+                      <w:sz w:val="16"/>
+                      <w:szCs w:val="16"/>
                     </w:rPr>
                     <w:t xml:space="preserve">for (int i = 0; i &lt; r.length; i++) {</w:t>
                   </w:r>
@@ -7046,10 +7055,19 @@
                     <w:rPr>
                       <w:rFonts w:ascii="Consolas" w:cs="Consolas" w:eastAsia="Consolas" w:hAnsi="Consolas"/>
                       <w:color w:val="1A1A1A"/>
-                      <w:sz w:val="18"/>
-                      <w:szCs w:val="18"/>
+                      <w:sz w:val="16"/>
+                      <w:szCs w:val="16"/>
                     </w:rPr>
                     <w:t xml:space="preserve">    summe = summe + r[i];</w:t>
+                  </w:r>
+                  <w:r>
+                    <w:rPr>
+                      <w:rFonts w:ascii="Consolas" w:cs="Consolas" w:eastAsia="Consolas" w:hAnsi="Consolas"/>
+                      <w:color w:val="5F7F5F"/>
+                      <w:sz w:val="16"/>
+                      <w:szCs w:val="16"/>
+                    </w:rPr>
+                    <w:t xml:space="preserve">   // → Tabellenzeile</w:t>
                   </w:r>
                 </w:p>
                 <w:p>
@@ -7062,8 +7080,8 @@
                     <w:rPr>
                       <w:rFonts w:ascii="Consolas" w:cs="Consolas" w:eastAsia="Consolas" w:hAnsi="Consolas"/>
                       <w:color w:val="1A1A1A"/>
-                      <w:sz w:val="18"/>
-                      <w:szCs w:val="18"/>
+                      <w:sz w:val="16"/>
+                      <w:szCs w:val="16"/>
                     </w:rPr>
                     <w:t xml:space="preserve">}</w:t>
                   </w:r>
@@ -7078,8 +7096,8 @@
                     <w:rPr>
                       <w:rFonts w:ascii="Consolas" w:cs="Consolas" w:eastAsia="Consolas" w:hAnsi="Consolas"/>
                       <w:color w:val="1A1A1A"/>
-                      <w:sz w:val="18"/>
-                      <w:szCs w:val="18"/>
+                      <w:sz w:val="16"/>
+                      <w:szCs w:val="16"/>
                     </w:rPr>
                     <w:t xml:space="preserve">return summe;</w:t>
                   </w:r>
@@ -7095,7 +7113,7 @@
         </w:tc>
         <w:tc>
           <w:tcPr>
-            <w:tcW w:type="dxa" w:w="5338"/>
+            <w:tcW w:type="dxa" w:w="3338"/>
             <w:tcMar>
               <w:top w:type="dxa" w:w="0"/>
               <w:left w:type="dxa" w:w="80"/>
@@ -7105,7 +7123,7 @@
           </w:tcPr>
           <w:tbl>
             <w:tblPr>
-              <w:tblW w:type="dxa" w:w="5200"/>
+              <w:tblW w:type="dxa" w:w="3290"/>
               <w:tblBorders>
                 <w:top w:val="single" w:color="9DB7D5" w:sz="4"/>
                 <w:left w:val="single" w:color="9DB7D5" w:sz="4"/>
@@ -7117,11 +7135,10 @@
               <w:tblLayout w:type="fixed"/>
             </w:tblPr>
             <w:tblGrid>
-              <w:gridCol w:w="1040"/>
+              <w:gridCol w:w="800"/>
+              <w:gridCol w:w="550"/>
               <w:gridCol w:w="650"/>
-              <w:gridCol w:w="910"/>
-              <w:gridCol w:w="780"/>
-              <w:gridCol w:w="1820"/>
+              <w:gridCol w:w="1290"/>
             </w:tblGrid>
             <w:tr>
               <w:trPr>
@@ -7130,7 +7147,7 @@
               </w:trPr>
               <w:tc>
                 <w:tcPr>
-                  <w:tcW w:type="dxa" w:w="1040"/>
+                  <w:tcW w:type="dxa" w:w="800"/>
                   <w:shd w:fill="1F4E79" w:color="auto" w:val="clear"/>
                   <w:tcMar>
                     <w:top w:type="dxa" w:w="50"/>
@@ -7160,7 +7177,7 @@
               </w:tc>
               <w:tc>
                 <w:tcPr>
-                  <w:tcW w:type="dxa" w:w="650"/>
+                  <w:tcW w:type="dxa" w:w="550"/>
                   <w:shd w:fill="1F4E79" w:color="auto" w:val="clear"/>
                   <w:tcMar>
                     <w:top w:type="dxa" w:w="50"/>
@@ -7190,37 +7207,7 @@
               </w:tc>
               <w:tc>
                 <w:tcPr>
-                  <w:tcW w:type="dxa" w:w="910"/>
-                  <w:shd w:fill="1F4E79" w:color="auto" w:val="clear"/>
-                  <w:tcMar>
-                    <w:top w:type="dxa" w:w="50"/>
-                    <w:left w:type="dxa" w:w="100"/>
-                    <w:bottom w:type="dxa" w:w="50"/>
-                    <w:right w:type="dxa" w:w="100"/>
-                  </w:tcMar>
-                  <w:vAlign w:val="center"/>
-                </w:tcPr>
-                <w:p>
-                  <w:pPr>
-                    <w:spacing w:after="0" w:line="252"/>
-                    <w:jc w:val="center"/>
-                  </w:pPr>
-                  <w:r>
-                    <w:rPr>
-                      <w:rFonts w:ascii="Calibri" w:cs="Calibri" w:eastAsia="Calibri" w:hAnsi="Calibri"/>
-                      <w:b/>
-                      <w:bCs/>
-                      <w:color w:val="FFFFFF"/>
-                      <w:sz w:val="18"/>
-                      <w:szCs w:val="18"/>
-                    </w:rPr>
-                    <w:t xml:space="preserve">i &lt; 3</w:t>
-                  </w:r>
-                </w:p>
-              </w:tc>
-              <w:tc>
-                <w:tcPr>
-                  <w:tcW w:type="dxa" w:w="780"/>
+                  <w:tcW w:type="dxa" w:w="650"/>
                   <w:shd w:fill="1F4E79" w:color="auto" w:val="clear"/>
                   <w:tcMar>
                     <w:top w:type="dxa" w:w="50"/>
@@ -7250,7 +7237,7 @@
               </w:tc>
               <w:tc>
                 <w:tcPr>
-                  <w:tcW w:type="dxa" w:w="1820"/>
+                  <w:tcW w:type="dxa" w:w="1290"/>
                   <w:shd w:fill="1F4E79" w:color="auto" w:val="clear"/>
                   <w:tcMar>
                     <w:top w:type="dxa" w:w="50"/>
@@ -7285,7 +7272,242 @@
               </w:trPr>
               <w:tc>
                 <w:tcPr>
-                  <w:tcW w:type="dxa" w:w="1040"/>
+                  <w:tcW w:type="dxa" w:w="800"/>
+                  <w:tcMar>
+                    <w:top w:type="dxa" w:w="50"/>
+                    <w:left w:type="dxa" w:w="100"/>
+                    <w:bottom w:type="dxa" w:w="50"/>
+                    <w:right w:type="dxa" w:w="100"/>
+                  </w:tcMar>
+                  <w:vAlign w:val="center"/>
+                </w:tcPr>
+                <w:p>
+                  <w:pPr>
+                    <w:spacing w:after="0" w:line="252"/>
+                    <w:jc w:val="center"/>
+                  </w:pPr>
+                  <w:r>
+                    <w:rPr>
+                      <w:rFonts w:ascii="Calibri" w:cs="Calibri" w:eastAsia="Calibri" w:hAnsi="Calibri"/>
+                      <w:color w:val="222222"/>
+                      <w:sz w:val="18"/>
+                      <w:szCs w:val="18"/>
+                    </w:rPr>
+                    <w:t xml:space="preserve">1</w:t>
+                  </w:r>
+                </w:p>
+              </w:tc>
+              <w:tc>
+                <w:tcPr>
+                  <w:tcW w:type="dxa" w:w="550"/>
+                  <w:tcMar>
+                    <w:top w:type="dxa" w:w="50"/>
+                    <w:left w:type="dxa" w:w="100"/>
+                    <w:bottom w:type="dxa" w:w="50"/>
+                    <w:right w:type="dxa" w:w="100"/>
+                  </w:tcMar>
+                  <w:vAlign w:val="center"/>
+                </w:tcPr>
+                <w:p>
+                  <w:pPr>
+                    <w:spacing w:after="0" w:line="252"/>
+                    <w:jc w:val="center"/>
+                  </w:pPr>
+                </w:p>
+              </w:tc>
+              <w:tc>
+                <w:tcPr>
+                  <w:tcW w:type="dxa" w:w="650"/>
+                  <w:tcMar>
+                    <w:top w:type="dxa" w:w="50"/>
+                    <w:left w:type="dxa" w:w="100"/>
+                    <w:bottom w:type="dxa" w:w="50"/>
+                    <w:right w:type="dxa" w:w="100"/>
+                  </w:tcMar>
+                  <w:vAlign w:val="center"/>
+                </w:tcPr>
+                <w:p>
+                  <w:pPr>
+                    <w:spacing w:after="0" w:line="252"/>
+                    <w:jc w:val="center"/>
+                  </w:pPr>
+                </w:p>
+              </w:tc>
+              <w:tc>
+                <w:tcPr>
+                  <w:tcW w:type="dxa" w:w="1290"/>
+                  <w:tcMar>
+                    <w:top w:type="dxa" w:w="50"/>
+                    <w:left w:type="dxa" w:w="100"/>
+                    <w:bottom w:type="dxa" w:w="50"/>
+                    <w:right w:type="dxa" w:w="100"/>
+                  </w:tcMar>
+                  <w:vAlign w:val="center"/>
+                </w:tcPr>
+                <w:p>
+                  <w:pPr>
+                    <w:spacing w:after="0" w:line="252"/>
+                    <w:jc w:val="center"/>
+                  </w:pPr>
+                  <w:r>
+                    <w:rPr>
+                      <w:rFonts w:ascii="Calibri" w:cs="Calibri" w:eastAsia="Calibri" w:hAnsi="Calibri"/>
+                      <w:color w:val="222222"/>
+                      <w:sz w:val="18"/>
+                      <w:szCs w:val="18"/>
+                    </w:rPr>
+                    <w:t xml:space="preserve">0</w:t>
+                  </w:r>
+                </w:p>
+              </w:tc>
+            </w:tr>
+            <w:tr>
+              <w:trPr>
+                <w:cantSplit/>
+              </w:trPr>
+              <w:tc>
+                <w:tcPr>
+                  <w:tcW w:type="dxa" w:w="800"/>
+                  <w:tcMar>
+                    <w:top w:type="dxa" w:w="50"/>
+                    <w:left w:type="dxa" w:w="100"/>
+                    <w:bottom w:type="dxa" w:w="50"/>
+                    <w:right w:type="dxa" w:w="100"/>
+                  </w:tcMar>
+                  <w:vAlign w:val="center"/>
+                </w:tcPr>
+                <w:p>
+                  <w:pPr>
+                    <w:spacing w:after="0" w:line="252"/>
+                    <w:jc w:val="center"/>
+                  </w:pPr>
+                  <w:r>
+                    <w:rPr>
+                      <w:rFonts w:ascii="Calibri" w:cs="Calibri" w:eastAsia="Calibri" w:hAnsi="Calibri"/>
+                      <w:color w:val="222222"/>
+                      <w:sz w:val="18"/>
+                      <w:szCs w:val="18"/>
+                    </w:rPr>
+                    <w:t xml:space="preserve">2</w:t>
+                  </w:r>
+                </w:p>
+              </w:tc>
+              <w:tc>
+                <w:tcPr>
+                  <w:tcW w:type="dxa" w:w="550"/>
+                  <w:tcMar>
+                    <w:top w:type="dxa" w:w="50"/>
+                    <w:left w:type="dxa" w:w="100"/>
+                    <w:bottom w:type="dxa" w:w="50"/>
+                    <w:right w:type="dxa" w:w="100"/>
+                  </w:tcMar>
+                  <w:vAlign w:val="center"/>
+                </w:tcPr>
+                <w:p>
+                  <w:pPr>
+                    <w:spacing w:after="0" w:line="252"/>
+                    <w:jc w:val="center"/>
+                  </w:pPr>
+                  <w:r>
+                    <w:rPr>
+                      <w:rFonts w:ascii="Calibri" w:cs="Calibri" w:eastAsia="Calibri" w:hAnsi="Calibri"/>
+                      <w:color w:val="222222"/>
+                      <w:sz w:val="18"/>
+                      <w:szCs w:val="18"/>
+                    </w:rPr>
+                    <w:t xml:space="preserve">0</w:t>
+                  </w:r>
+                </w:p>
+              </w:tc>
+              <w:tc>
+                <w:tcPr>
+                  <w:tcW w:type="dxa" w:w="650"/>
+                  <w:tcMar>
+                    <w:top w:type="dxa" w:w="50"/>
+                    <w:left w:type="dxa" w:w="100"/>
+                    <w:bottom w:type="dxa" w:w="50"/>
+                    <w:right w:type="dxa" w:w="100"/>
+                  </w:tcMar>
+                  <w:vAlign w:val="center"/>
+                </w:tcPr>
+                <w:p>
+                  <w:pPr>
+                    <w:spacing w:after="0" w:line="252"/>
+                    <w:jc w:val="center"/>
+                  </w:pPr>
+                  <w:r>
+                    <w:rPr>
+                      <w:rFonts w:ascii="Calibri" w:cs="Calibri" w:eastAsia="Calibri" w:hAnsi="Calibri"/>
+                      <w:color w:val="222222"/>
+                      <w:sz w:val="18"/>
+                      <w:szCs w:val="18"/>
+                    </w:rPr>
+                    <w:t xml:space="preserve">4</w:t>
+                  </w:r>
+                </w:p>
+              </w:tc>
+              <w:tc>
+                <w:tcPr>
+                  <w:tcW w:type="dxa" w:w="1290"/>
+                  <w:tcMar>
+                    <w:top w:type="dxa" w:w="50"/>
+                    <w:left w:type="dxa" w:w="100"/>
+                    <w:bottom w:type="dxa" w:w="50"/>
+                    <w:right w:type="dxa" w:w="100"/>
+                  </w:tcMar>
+                  <w:vAlign w:val="center"/>
+                </w:tcPr>
+                <w:p>
+                  <w:pPr>
+                    <w:spacing w:after="0" w:line="252"/>
+                    <w:jc w:val="center"/>
+                  </w:pPr>
+                  <w:r>
+                    <w:rPr>
+                      <w:rFonts w:ascii="Calibri" w:cs="Calibri" w:eastAsia="Calibri" w:hAnsi="Calibri"/>
+                      <w:color w:val="222222"/>
+                      <w:sz w:val="18"/>
+                      <w:szCs w:val="18"/>
+                    </w:rPr>
+                    <w:t xml:space="preserve">4</w:t>
+                  </w:r>
+                </w:p>
+              </w:tc>
+            </w:tr>
+            <w:tr>
+              <w:trPr>
+                <w:cantSplit/>
+              </w:trPr>
+              <w:tc>
+                <w:tcPr>
+                  <w:tcW w:type="dxa" w:w="800"/>
+                  <w:tcMar>
+                    <w:top w:type="dxa" w:w="50"/>
+                    <w:left w:type="dxa" w:w="100"/>
+                    <w:bottom w:type="dxa" w:w="50"/>
+                    <w:right w:type="dxa" w:w="100"/>
+                  </w:tcMar>
+                  <w:vAlign w:val="center"/>
+                </w:tcPr>
+                <w:p>
+                  <w:pPr>
+                    <w:spacing w:after="0" w:line="252"/>
+                    <w:jc w:val="center"/>
+                  </w:pPr>
+                  <w:r>
+                    <w:rPr>
+                      <w:rFonts w:ascii="Calibri" w:cs="Calibri" w:eastAsia="Calibri" w:hAnsi="Calibri"/>
+                      <w:color w:val="222222"/>
+                      <w:sz w:val="18"/>
+                      <w:szCs w:val="18"/>
+                    </w:rPr>
+                    <w:t xml:space="preserve">3</w:t>
+                  </w:r>
+                </w:p>
+              </w:tc>
+              <w:tc>
+                <w:tcPr>
+                  <w:tcW w:type="dxa" w:w="550"/>
                   <w:tcMar>
                     <w:top w:type="dxa" w:w="50"/>
                     <w:left w:type="dxa" w:w="100"/>
@@ -7326,47 +7548,20 @@
                     <w:spacing w:after="0" w:line="252"/>
                     <w:jc w:val="center"/>
                   </w:pPr>
+                  <w:r>
+                    <w:rPr>
+                      <w:rFonts w:ascii="Calibri" w:cs="Calibri" w:eastAsia="Calibri" w:hAnsi="Calibri"/>
+                      <w:color w:val="222222"/>
+                      <w:sz w:val="18"/>
+                      <w:szCs w:val="18"/>
+                    </w:rPr>
+                    <w:t xml:space="preserve">7</w:t>
+                  </w:r>
                 </w:p>
               </w:tc>
               <w:tc>
                 <w:tcPr>
-                  <w:tcW w:type="dxa" w:w="910"/>
-                  <w:tcMar>
-                    <w:top w:type="dxa" w:w="50"/>
-                    <w:left w:type="dxa" w:w="100"/>
-                    <w:bottom w:type="dxa" w:w="50"/>
-                    <w:right w:type="dxa" w:w="100"/>
-                  </w:tcMar>
-                  <w:vAlign w:val="center"/>
-                </w:tcPr>
-                <w:p>
-                  <w:pPr>
-                    <w:spacing w:after="0" w:line="252"/>
-                    <w:jc w:val="center"/>
-                  </w:pPr>
-                </w:p>
-              </w:tc>
-              <w:tc>
-                <w:tcPr>
-                  <w:tcW w:type="dxa" w:w="780"/>
-                  <w:tcMar>
-                    <w:top w:type="dxa" w:w="50"/>
-                    <w:left w:type="dxa" w:w="100"/>
-                    <w:bottom w:type="dxa" w:w="50"/>
-                    <w:right w:type="dxa" w:w="100"/>
-                  </w:tcMar>
-                  <w:vAlign w:val="center"/>
-                </w:tcPr>
-                <w:p>
-                  <w:pPr>
-                    <w:spacing w:after="0" w:line="252"/>
-                    <w:jc w:val="center"/>
-                  </w:pPr>
-                </w:p>
-              </w:tc>
-              <w:tc>
-                <w:tcPr>
-                  <w:tcW w:type="dxa" w:w="1820"/>
+                  <w:tcW w:type="dxa" w:w="1290"/>
                   <w:tcMar>
                     <w:top w:type="dxa" w:w="50"/>
                     <w:left w:type="dxa" w:w="100"/>
@@ -7387,7 +7582,7 @@
                       <w:sz w:val="18"/>
                       <w:szCs w:val="18"/>
                     </w:rPr>
-                    <w:t xml:space="preserve">0</w:t>
+                    <w:t xml:space="preserve">11</w:t>
                   </w:r>
                 </w:p>
               </w:tc>
@@ -7398,7 +7593,34 @@
               </w:trPr>
               <w:tc>
                 <w:tcPr>
-                  <w:tcW w:type="dxa" w:w="1040"/>
+                  <w:tcW w:type="dxa" w:w="800"/>
+                  <w:tcMar>
+                    <w:top w:type="dxa" w:w="50"/>
+                    <w:left w:type="dxa" w:w="100"/>
+                    <w:bottom w:type="dxa" w:w="50"/>
+                    <w:right w:type="dxa" w:w="100"/>
+                  </w:tcMar>
+                  <w:vAlign w:val="center"/>
+                </w:tcPr>
+                <w:p>
+                  <w:pPr>
+                    <w:spacing w:after="0" w:line="252"/>
+                    <w:jc w:val="center"/>
+                  </w:pPr>
+                  <w:r>
+                    <w:rPr>
+                      <w:rFonts w:ascii="Calibri" w:cs="Calibri" w:eastAsia="Calibri" w:hAnsi="Calibri"/>
+                      <w:color w:val="222222"/>
+                      <w:sz w:val="18"/>
+                      <w:szCs w:val="18"/>
+                    </w:rPr>
+                    <w:t xml:space="preserve">4</w:t>
+                  </w:r>
+                </w:p>
+              </w:tc>
+              <w:tc>
+                <w:tcPr>
+                  <w:tcW w:type="dxa" w:w="550"/>
                   <w:tcMar>
                     <w:top w:type="dxa" w:w="50"/>
                     <w:left w:type="dxa" w:w="100"/>
@@ -7446,347 +7668,13 @@
                       <w:sz w:val="18"/>
                       <w:szCs w:val="18"/>
                     </w:rPr>
-                    <w:t xml:space="preserve">0</w:t>
-                  </w:r>
-                </w:p>
-              </w:tc>
-              <w:tc>
-                <w:tcPr>
-                  <w:tcW w:type="dxa" w:w="910"/>
-                  <w:tcMar>
-                    <w:top w:type="dxa" w:w="50"/>
-                    <w:left w:type="dxa" w:w="100"/>
-                    <w:bottom w:type="dxa" w:w="50"/>
-                    <w:right w:type="dxa" w:w="100"/>
-                  </w:tcMar>
-                  <w:vAlign w:val="center"/>
-                </w:tcPr>
-                <w:p>
-                  <w:pPr>
-                    <w:spacing w:after="0" w:line="252"/>
-                    <w:jc w:val="center"/>
-                  </w:pPr>
-                  <w:r>
-                    <w:rPr>
-                      <w:rFonts w:ascii="Calibri" w:cs="Calibri" w:eastAsia="Calibri" w:hAnsi="Calibri"/>
-                      <w:color w:val="222222"/>
-                      <w:sz w:val="18"/>
-                      <w:szCs w:val="18"/>
-                    </w:rPr>
-                    <w:t xml:space="preserve">w</w:t>
-                  </w:r>
-                </w:p>
-              </w:tc>
-              <w:tc>
-                <w:tcPr>
-                  <w:tcW w:type="dxa" w:w="780"/>
-                  <w:tcMar>
-                    <w:top w:type="dxa" w:w="50"/>
-                    <w:left w:type="dxa" w:w="100"/>
-                    <w:bottom w:type="dxa" w:w="50"/>
-                    <w:right w:type="dxa" w:w="100"/>
-                  </w:tcMar>
-                  <w:vAlign w:val="center"/>
-                </w:tcPr>
-                <w:p>
-                  <w:pPr>
-                    <w:spacing w:after="0" w:line="252"/>
-                    <w:jc w:val="center"/>
-                  </w:pPr>
-                  <w:r>
-                    <w:rPr>
-                      <w:rFonts w:ascii="Calibri" w:cs="Calibri" w:eastAsia="Calibri" w:hAnsi="Calibri"/>
-                      <w:color w:val="222222"/>
-                      <w:sz w:val="18"/>
-                      <w:szCs w:val="18"/>
-                    </w:rPr>
-                    <w:t xml:space="preserve">4</w:t>
-                  </w:r>
-                </w:p>
-              </w:tc>
-              <w:tc>
-                <w:tcPr>
-                  <w:tcW w:type="dxa" w:w="1820"/>
-                  <w:tcMar>
-                    <w:top w:type="dxa" w:w="50"/>
-                    <w:left w:type="dxa" w:w="100"/>
-                    <w:bottom w:type="dxa" w:w="50"/>
-                    <w:right w:type="dxa" w:w="100"/>
-                  </w:tcMar>
-                  <w:vAlign w:val="center"/>
-                </w:tcPr>
-                <w:p>
-                  <w:pPr>
-                    <w:spacing w:after="0" w:line="252"/>
-                    <w:jc w:val="center"/>
-                  </w:pPr>
-                  <w:r>
-                    <w:rPr>
-                      <w:rFonts w:ascii="Calibri" w:cs="Calibri" w:eastAsia="Calibri" w:hAnsi="Calibri"/>
-                      <w:color w:val="222222"/>
-                      <w:sz w:val="18"/>
-                      <w:szCs w:val="18"/>
-                    </w:rPr>
-                    <w:t xml:space="preserve">4</w:t>
-                  </w:r>
-                </w:p>
-              </w:tc>
-            </w:tr>
-            <w:tr>
-              <w:trPr>
-                <w:cantSplit/>
-              </w:trPr>
-              <w:tc>
-                <w:tcPr>
-                  <w:tcW w:type="dxa" w:w="1040"/>
-                  <w:tcMar>
-                    <w:top w:type="dxa" w:w="50"/>
-                    <w:left w:type="dxa" w:w="100"/>
-                    <w:bottom w:type="dxa" w:w="50"/>
-                    <w:right w:type="dxa" w:w="100"/>
-                  </w:tcMar>
-                  <w:vAlign w:val="center"/>
-                </w:tcPr>
-                <w:p>
-                  <w:pPr>
-                    <w:spacing w:after="0" w:line="252"/>
-                    <w:jc w:val="center"/>
-                  </w:pPr>
-                  <w:r>
-                    <w:rPr>
-                      <w:rFonts w:ascii="Calibri" w:cs="Calibri" w:eastAsia="Calibri" w:hAnsi="Calibri"/>
-                      <w:color w:val="222222"/>
-                      <w:sz w:val="18"/>
-                      <w:szCs w:val="18"/>
-                    </w:rPr>
-                    <w:t xml:space="preserve">3</w:t>
-                  </w:r>
-                </w:p>
-              </w:tc>
-              <w:tc>
-                <w:tcPr>
-                  <w:tcW w:type="dxa" w:w="650"/>
-                  <w:tcMar>
-                    <w:top w:type="dxa" w:w="50"/>
-                    <w:left w:type="dxa" w:w="100"/>
-                    <w:bottom w:type="dxa" w:w="50"/>
-                    <w:right w:type="dxa" w:w="100"/>
-                  </w:tcMar>
-                  <w:vAlign w:val="center"/>
-                </w:tcPr>
-                <w:p>
-                  <w:pPr>
-                    <w:spacing w:after="0" w:line="252"/>
-                    <w:jc w:val="center"/>
-                  </w:pPr>
-                  <w:r>
-                    <w:rPr>
-                      <w:rFonts w:ascii="Calibri" w:cs="Calibri" w:eastAsia="Calibri" w:hAnsi="Calibri"/>
-                      <w:color w:val="222222"/>
-                      <w:sz w:val="18"/>
-                      <w:szCs w:val="18"/>
-                    </w:rPr>
                     <w:t xml:space="preserve">1</w:t>
                   </w:r>
                 </w:p>
               </w:tc>
               <w:tc>
                 <w:tcPr>
-                  <w:tcW w:type="dxa" w:w="910"/>
-                  <w:tcMar>
-                    <w:top w:type="dxa" w:w="50"/>
-                    <w:left w:type="dxa" w:w="100"/>
-                    <w:bottom w:type="dxa" w:w="50"/>
-                    <w:right w:type="dxa" w:w="100"/>
-                  </w:tcMar>
-                  <w:vAlign w:val="center"/>
-                </w:tcPr>
-                <w:p>
-                  <w:pPr>
-                    <w:spacing w:after="0" w:line="252"/>
-                    <w:jc w:val="center"/>
-                  </w:pPr>
-                  <w:r>
-                    <w:rPr>
-                      <w:rFonts w:ascii="Calibri" w:cs="Calibri" w:eastAsia="Calibri" w:hAnsi="Calibri"/>
-                      <w:color w:val="222222"/>
-                      <w:sz w:val="18"/>
-                      <w:szCs w:val="18"/>
-                    </w:rPr>
-                    <w:t xml:space="preserve">w</w:t>
-                  </w:r>
-                </w:p>
-              </w:tc>
-              <w:tc>
-                <w:tcPr>
-                  <w:tcW w:type="dxa" w:w="780"/>
-                  <w:tcMar>
-                    <w:top w:type="dxa" w:w="50"/>
-                    <w:left w:type="dxa" w:w="100"/>
-                    <w:bottom w:type="dxa" w:w="50"/>
-                    <w:right w:type="dxa" w:w="100"/>
-                  </w:tcMar>
-                  <w:vAlign w:val="center"/>
-                </w:tcPr>
-                <w:p>
-                  <w:pPr>
-                    <w:spacing w:after="0" w:line="252"/>
-                    <w:jc w:val="center"/>
-                  </w:pPr>
-                  <w:r>
-                    <w:rPr>
-                      <w:rFonts w:ascii="Calibri" w:cs="Calibri" w:eastAsia="Calibri" w:hAnsi="Calibri"/>
-                      <w:color w:val="222222"/>
-                      <w:sz w:val="18"/>
-                      <w:szCs w:val="18"/>
-                    </w:rPr>
-                    <w:t xml:space="preserve">7</w:t>
-                  </w:r>
-                </w:p>
-              </w:tc>
-              <w:tc>
-                <w:tcPr>
-                  <w:tcW w:type="dxa" w:w="1820"/>
-                  <w:tcMar>
-                    <w:top w:type="dxa" w:w="50"/>
-                    <w:left w:type="dxa" w:w="100"/>
-                    <w:bottom w:type="dxa" w:w="50"/>
-                    <w:right w:type="dxa" w:w="100"/>
-                  </w:tcMar>
-                  <w:vAlign w:val="center"/>
-                </w:tcPr>
-                <w:p>
-                  <w:pPr>
-                    <w:spacing w:after="0" w:line="252"/>
-                    <w:jc w:val="center"/>
-                  </w:pPr>
-                  <w:r>
-                    <w:rPr>
-                      <w:rFonts w:ascii="Calibri" w:cs="Calibri" w:eastAsia="Calibri" w:hAnsi="Calibri"/>
-                      <w:color w:val="222222"/>
-                      <w:sz w:val="18"/>
-                      <w:szCs w:val="18"/>
-                    </w:rPr>
-                    <w:t xml:space="preserve">11</w:t>
-                  </w:r>
-                </w:p>
-              </w:tc>
-            </w:tr>
-            <w:tr>
-              <w:trPr>
-                <w:cantSplit/>
-              </w:trPr>
-              <w:tc>
-                <w:tcPr>
-                  <w:tcW w:type="dxa" w:w="1040"/>
-                  <w:tcMar>
-                    <w:top w:type="dxa" w:w="50"/>
-                    <w:left w:type="dxa" w:w="100"/>
-                    <w:bottom w:type="dxa" w:w="50"/>
-                    <w:right w:type="dxa" w:w="100"/>
-                  </w:tcMar>
-                  <w:vAlign w:val="center"/>
-                </w:tcPr>
-                <w:p>
-                  <w:pPr>
-                    <w:spacing w:after="0" w:line="252"/>
-                    <w:jc w:val="center"/>
-                  </w:pPr>
-                  <w:r>
-                    <w:rPr>
-                      <w:rFonts w:ascii="Calibri" w:cs="Calibri" w:eastAsia="Calibri" w:hAnsi="Calibri"/>
-                      <w:color w:val="222222"/>
-                      <w:sz w:val="18"/>
-                      <w:szCs w:val="18"/>
-                    </w:rPr>
-                    <w:t xml:space="preserve">4</w:t>
-                  </w:r>
-                </w:p>
-              </w:tc>
-              <w:tc>
-                <w:tcPr>
-                  <w:tcW w:type="dxa" w:w="650"/>
-                  <w:tcMar>
-                    <w:top w:type="dxa" w:w="50"/>
-                    <w:left w:type="dxa" w:w="100"/>
-                    <w:bottom w:type="dxa" w:w="50"/>
-                    <w:right w:type="dxa" w:w="100"/>
-                  </w:tcMar>
-                  <w:vAlign w:val="center"/>
-                </w:tcPr>
-                <w:p>
-                  <w:pPr>
-                    <w:spacing w:after="0" w:line="252"/>
-                    <w:jc w:val="center"/>
-                  </w:pPr>
-                  <w:r>
-                    <w:rPr>
-                      <w:rFonts w:ascii="Calibri" w:cs="Calibri" w:eastAsia="Calibri" w:hAnsi="Calibri"/>
-                      <w:color w:val="222222"/>
-                      <w:sz w:val="18"/>
-                      <w:szCs w:val="18"/>
-                    </w:rPr>
-                    <w:t xml:space="preserve">2</w:t>
-                  </w:r>
-                </w:p>
-              </w:tc>
-              <w:tc>
-                <w:tcPr>
-                  <w:tcW w:type="dxa" w:w="910"/>
-                  <w:tcMar>
-                    <w:top w:type="dxa" w:w="50"/>
-                    <w:left w:type="dxa" w:w="100"/>
-                    <w:bottom w:type="dxa" w:w="50"/>
-                    <w:right w:type="dxa" w:w="100"/>
-                  </w:tcMar>
-                  <w:vAlign w:val="center"/>
-                </w:tcPr>
-                <w:p>
-                  <w:pPr>
-                    <w:spacing w:after="0" w:line="252"/>
-                    <w:jc w:val="center"/>
-                  </w:pPr>
-                  <w:r>
-                    <w:rPr>
-                      <w:rFonts w:ascii="Calibri" w:cs="Calibri" w:eastAsia="Calibri" w:hAnsi="Calibri"/>
-                      <w:color w:val="222222"/>
-                      <w:sz w:val="18"/>
-                      <w:szCs w:val="18"/>
-                    </w:rPr>
-                    <w:t xml:space="preserve">w</w:t>
-                  </w:r>
-                </w:p>
-              </w:tc>
-              <w:tc>
-                <w:tcPr>
-                  <w:tcW w:type="dxa" w:w="780"/>
-                  <w:tcMar>
-                    <w:top w:type="dxa" w:w="50"/>
-                    <w:left w:type="dxa" w:w="100"/>
-                    <w:bottom w:type="dxa" w:w="50"/>
-                    <w:right w:type="dxa" w:w="100"/>
-                  </w:tcMar>
-                  <w:vAlign w:val="center"/>
-                </w:tcPr>
-                <w:p>
-                  <w:pPr>
-                    <w:spacing w:after="0" w:line="252"/>
-                    <w:jc w:val="center"/>
-                  </w:pPr>
-                  <w:r>
-                    <w:rPr>
-                      <w:rFonts w:ascii="Calibri" w:cs="Calibri" w:eastAsia="Calibri" w:hAnsi="Calibri"/>
-                      <w:color w:val="222222"/>
-                      <w:sz w:val="18"/>
-                      <w:szCs w:val="18"/>
-                    </w:rPr>
-                    <w:t xml:space="preserve">1</w:t>
-                  </w:r>
-                </w:p>
-              </w:tc>
-              <w:tc>
-                <w:tcPr>
-                  <w:tcW w:type="dxa" w:w="1820"/>
+                  <w:tcW w:type="dxa" w:w="1290"/>
                   <w:tcMar>
                     <w:top w:type="dxa" w:w="50"/>
                     <w:left w:type="dxa" w:w="100"/>
@@ -7818,7 +7706,7 @@
               </w:trPr>
               <w:tc>
                 <w:tcPr>
-                  <w:tcW w:type="dxa" w:w="1040"/>
+                  <w:tcW w:type="dxa" w:w="800"/>
                   <w:tcMar>
                     <w:top w:type="dxa" w:w="50"/>
                     <w:left w:type="dxa" w:w="100"/>
@@ -7839,13 +7727,13 @@
                       <w:sz w:val="18"/>
                       <w:szCs w:val="18"/>
                     </w:rPr>
-                    <w:t xml:space="preserve">5</w:t>
+                    <w:t>Ende</w:t>
                   </w:r>
                 </w:p>
               </w:tc>
               <w:tc>
                 <w:tcPr>
-                  <w:tcW w:type="dxa" w:w="650"/>
+                  <w:tcW w:type="dxa" w:w="550"/>
                   <w:tcMar>
                     <w:top w:type="dxa" w:w="50"/>
                     <w:left w:type="dxa" w:w="100"/>
@@ -7866,40 +7754,12 @@
                       <w:sz w:val="18"/>
                       <w:szCs w:val="18"/>
                     </w:rPr>
-                    <w:t xml:space="preserve">3</w:t>
                   </w:r>
                 </w:p>
               </w:tc>
               <w:tc>
                 <w:tcPr>
-                  <w:tcW w:type="dxa" w:w="910"/>
-                  <w:tcMar>
-                    <w:top w:type="dxa" w:w="50"/>
-                    <w:left w:type="dxa" w:w="100"/>
-                    <w:bottom w:type="dxa" w:w="50"/>
-                    <w:right w:type="dxa" w:w="100"/>
-                  </w:tcMar>
-                  <w:vAlign w:val="center"/>
-                </w:tcPr>
-                <w:p>
-                  <w:pPr>
-                    <w:spacing w:after="0" w:line="252"/>
-                    <w:jc w:val="center"/>
-                  </w:pPr>
-                  <w:r>
-                    <w:rPr>
-                      <w:rFonts w:ascii="Calibri" w:cs="Calibri" w:eastAsia="Calibri" w:hAnsi="Calibri"/>
-                      <w:color w:val="222222"/>
-                      <w:sz w:val="18"/>
-                      <w:szCs w:val="18"/>
-                    </w:rPr>
-                    <w:t xml:space="preserve">f</w:t>
-                  </w:r>
-                </w:p>
-              </w:tc>
-              <w:tc>
-                <w:tcPr>
-                  <w:tcW w:type="dxa" w:w="780"/>
+                  <w:tcW w:type="dxa" w:w="650"/>
                   <w:tcMar>
                     <w:top w:type="dxa" w:w="50"/>
                     <w:left w:type="dxa" w:w="100"/>
@@ -7917,7 +7777,7 @@
               </w:tc>
               <w:tc>
                 <w:tcPr>
-                  <w:tcW w:type="dxa" w:w="1820"/>
+                  <w:tcW w:type="dxa" w:w="1290"/>
                   <w:tcMar>
                     <w:top w:type="dxa" w:w="50"/>
                     <w:left w:type="dxa" w:w="100"/>
@@ -10847,6 +10707,15 @@
               </w:rPr>
               <w:t xml:space="preserve">    int i = 0;</w:t>
             </w:r>
+            <w:r>
+              <w:rPr>
+                <w:rFonts w:ascii="Consolas" w:cs="Consolas" w:eastAsia="Consolas" w:hAnsi="Consolas"/>
+                <w:color w:val="5F7F5F"/>
+                <w:sz w:val="19"/>
+                <w:szCs w:val="19"/>
+              </w:rPr>
+              <w:t xml:space="preserve">   // → Tabellenzeile (Startwerte)</w:t>
+            </w:r>
           </w:p>
           <w:p>
             <w:pPr>
@@ -10921,6 +10790,15 @@
                 <w:szCs w:val="19"/>
               </w:rPr>
               <w:t xml:space="preserve">        i++;</w:t>
+            </w:r>
+            <w:r>
+              <w:rPr>
+                <w:rFonts w:ascii="Consolas" w:cs="Consolas" w:eastAsia="Consolas" w:hAnsi="Consolas"/>
+                <w:color w:val="5F7F5F"/>
+                <w:sz w:val="19"/>
+                <w:szCs w:val="19"/>
+              </w:rPr>
+              <w:t xml:space="preserve">   // → Tabellenzeile</w:t>
             </w:r>
           </w:p>
           <w:p>
@@ -11096,7 +10974,7 @@
                 <w:sz w:val="22"/>
                 <w:szCs w:val="22"/>
               </w:rPr>
-              <w:t xml:space="preserve"> und gib den Rückgabewert an.</w:t>
+              <w:t xml:space="preserve">: eine Zeile an jeder mit „// → Tabellenzeile“ markierten Stelle. Gib den Rückgabewert an.</w:t>
             </w:r>
           </w:p>
         </w:tc>
@@ -11150,12 +11028,9 @@
         <w:tblLayout w:type="fixed"/>
       </w:tblPr>
       <w:tblGrid>
-        <w:gridCol w:w="1157"/>
-        <w:gridCol w:w="964"/>
-        <w:gridCol w:w="1349"/>
-        <w:gridCol w:w="2120"/>
-        <w:gridCol w:w="1928"/>
-        <w:gridCol w:w="2120"/>
+        <w:gridCol w:w="3214"/>
+        <w:gridCol w:w="2678"/>
+        <w:gridCol w:w="3746"/>
       </w:tblGrid>
       <w:tr>
         <w:trPr>
@@ -11164,7 +11039,7 @@
         </w:trPr>
         <w:tc>
           <w:tcPr>
-            <w:tcW w:type="dxa" w:w="1157"/>
+            <w:tcW w:type="dxa" w:w="3214"/>
             <w:shd w:fill="1F4E79" w:color="auto" w:val="clear"/>
             <w:tcMar>
               <w:top w:type="dxa" w:w="50"/>
@@ -11194,7 +11069,7 @@
         </w:tc>
         <w:tc>
           <w:tcPr>
-            <w:tcW w:type="dxa" w:w="964"/>
+            <w:tcW w:type="dxa" w:w="2678"/>
             <w:shd w:fill="1F4E79" w:color="auto" w:val="clear"/>
             <w:tcMar>
               <w:top w:type="dxa" w:w="50"/>
@@ -11224,7 +11099,7 @@
         </w:tc>
         <w:tc>
           <w:tcPr>
-            <w:tcW w:type="dxa" w:w="1349"/>
+            <w:tcW w:type="dxa" w:w="3746"/>
             <w:shd w:fill="1F4E79" w:color="auto" w:val="clear"/>
             <w:tcMar>
               <w:top w:type="dxa" w:w="50"/>
@@ -11249,96 +11124,6 @@
                 <w:szCs w:val="19"/>
               </w:rPr>
               <w:t xml:space="preserve">summe</w:t>
-            </w:r>
-          </w:p>
-        </w:tc>
-        <w:tc>
-          <w:tcPr>
-            <w:tcW w:type="dxa" w:w="2120"/>
-            <w:shd w:fill="1F4E79" w:color="auto" w:val="clear"/>
-            <w:tcMar>
-              <w:top w:type="dxa" w:w="50"/>
-              <w:left w:type="dxa" w:w="100"/>
-              <w:bottom w:type="dxa" w:w="50"/>
-              <w:right w:type="dxa" w:w="100"/>
-            </w:tcMar>
-            <w:vAlign w:val="center"/>
-          </w:tcPr>
-          <w:p>
-            <w:pPr>
-              <w:spacing w:after="0" w:line="252"/>
-              <w:jc w:val="left"/>
-            </w:pPr>
-            <w:r>
-              <w:rPr>
-                <w:rFonts w:ascii="Calibri" w:cs="Calibri" w:eastAsia="Calibri" w:hAnsi="Calibri"/>
-                <w:b/>
-                <w:bCs/>
-                <w:color w:val="FFFFFF"/>
-                <w:sz w:val="19"/>
-                <w:szCs w:val="19"/>
-              </w:rPr>
-              <w:t xml:space="preserve">i &lt; truhe.length</w:t>
-            </w:r>
-          </w:p>
-        </w:tc>
-        <w:tc>
-          <w:tcPr>
-            <w:tcW w:type="dxa" w:w="1928"/>
-            <w:shd w:fill="1F4E79" w:color="auto" w:val="clear"/>
-            <w:tcMar>
-              <w:top w:type="dxa" w:w="50"/>
-              <w:left w:type="dxa" w:w="100"/>
-              <w:bottom w:type="dxa" w:w="50"/>
-              <w:right w:type="dxa" w:w="100"/>
-            </w:tcMar>
-            <w:vAlign w:val="center"/>
-          </w:tcPr>
-          <w:p>
-            <w:pPr>
-              <w:spacing w:after="0" w:line="252"/>
-              <w:jc w:val="left"/>
-            </w:pPr>
-            <w:r>
-              <w:rPr>
-                <w:rFonts w:ascii="Calibri" w:cs="Calibri" w:eastAsia="Calibri" w:hAnsi="Calibri"/>
-                <w:b/>
-                <w:bCs/>
-                <w:color w:val="FFFFFF"/>
-                <w:sz w:val="19"/>
-                <w:szCs w:val="19"/>
-              </w:rPr>
-              <w:t xml:space="preserve">summe &lt; ziel</w:t>
-            </w:r>
-          </w:p>
-        </w:tc>
-        <w:tc>
-          <w:tcPr>
-            <w:tcW w:type="dxa" w:w="2120"/>
-            <w:shd w:fill="1F4E79" w:color="auto" w:val="clear"/>
-            <w:tcMar>
-              <w:top w:type="dxa" w:w="50"/>
-              <w:left w:type="dxa" w:w="100"/>
-              <w:bottom w:type="dxa" w:w="50"/>
-              <w:right w:type="dxa" w:w="100"/>
-            </w:tcMar>
-            <w:vAlign w:val="center"/>
-          </w:tcPr>
-          <w:p>
-            <w:pPr>
-              <w:spacing w:after="0" w:line="252"/>
-              <w:jc w:val="left"/>
-            </w:pPr>
-            <w:r>
-              <w:rPr>
-                <w:rFonts w:ascii="Calibri" w:cs="Calibri" w:eastAsia="Calibri" w:hAnsi="Calibri"/>
-                <w:b/>
-                <w:bCs/>
-                <w:color w:val="FFFFFF"/>
-                <w:sz w:val="19"/>
-                <w:szCs w:val="19"/>
-              </w:rPr>
-              <w:t xml:space="preserve">Bedingung (w/f)</w:t>
             </w:r>
           </w:p>
         </w:tc>
@@ -11350,7 +11135,7 @@
         </w:trPr>
         <w:tc>
           <w:tcPr>
-            <w:tcW w:type="dxa" w:w="1157"/>
+            <w:tcW w:type="dxa" w:w="3214"/>
             <w:tcMar>
               <w:top w:type="dxa" w:w="50"/>
               <w:left w:type="dxa" w:w="100"/>
@@ -11368,7 +11153,7 @@
         </w:tc>
         <w:tc>
           <w:tcPr>
-            <w:tcW w:type="dxa" w:w="964"/>
+            <w:tcW w:type="dxa" w:w="2678"/>
             <w:tcMar>
               <w:top w:type="dxa" w:w="50"/>
               <w:left w:type="dxa" w:w="100"/>
@@ -11386,61 +11171,7 @@
         </w:tc>
         <w:tc>
           <w:tcPr>
-            <w:tcW w:type="dxa" w:w="1349"/>
-            <w:tcMar>
-              <w:top w:type="dxa" w:w="50"/>
-              <w:left w:type="dxa" w:w="100"/>
-              <w:bottom w:type="dxa" w:w="50"/>
-              <w:right w:type="dxa" w:w="100"/>
-            </w:tcMar>
-            <w:vAlign w:val="center"/>
-          </w:tcPr>
-          <w:p>
-            <w:pPr>
-              <w:spacing w:after="0" w:line="252"/>
-              <w:jc w:val="left"/>
-            </w:pPr>
-          </w:p>
-        </w:tc>
-        <w:tc>
-          <w:tcPr>
-            <w:tcW w:type="dxa" w:w="2120"/>
-            <w:tcMar>
-              <w:top w:type="dxa" w:w="50"/>
-              <w:left w:type="dxa" w:w="100"/>
-              <w:bottom w:type="dxa" w:w="50"/>
-              <w:right w:type="dxa" w:w="100"/>
-            </w:tcMar>
-            <w:vAlign w:val="center"/>
-          </w:tcPr>
-          <w:p>
-            <w:pPr>
-              <w:spacing w:after="0" w:line="252"/>
-              <w:jc w:val="left"/>
-            </w:pPr>
-          </w:p>
-        </w:tc>
-        <w:tc>
-          <w:tcPr>
-            <w:tcW w:type="dxa" w:w="1928"/>
-            <w:tcMar>
-              <w:top w:type="dxa" w:w="50"/>
-              <w:left w:type="dxa" w:w="100"/>
-              <w:bottom w:type="dxa" w:w="50"/>
-              <w:right w:type="dxa" w:w="100"/>
-            </w:tcMar>
-            <w:vAlign w:val="center"/>
-          </w:tcPr>
-          <w:p>
-            <w:pPr>
-              <w:spacing w:after="0" w:line="252"/>
-              <w:jc w:val="left"/>
-            </w:pPr>
-          </w:p>
-        </w:tc>
-        <w:tc>
-          <w:tcPr>
-            <w:tcW w:type="dxa" w:w="2120"/>
+            <w:tcW w:type="dxa" w:w="3746"/>
             <w:tcMar>
               <w:top w:type="dxa" w:w="50"/>
               <w:left w:type="dxa" w:w="100"/>
@@ -11464,7 +11195,7 @@
         </w:trPr>
         <w:tc>
           <w:tcPr>
-            <w:tcW w:type="dxa" w:w="1157"/>
+            <w:tcW w:type="dxa" w:w="3214"/>
             <w:tcMar>
               <w:top w:type="dxa" w:w="50"/>
               <w:left w:type="dxa" w:w="100"/>
@@ -11482,7 +11213,7 @@
         </w:tc>
         <w:tc>
           <w:tcPr>
-            <w:tcW w:type="dxa" w:w="964"/>
+            <w:tcW w:type="dxa" w:w="2678"/>
             <w:tcMar>
               <w:top w:type="dxa" w:w="50"/>
               <w:left w:type="dxa" w:w="100"/>
@@ -11500,61 +11231,7 @@
         </w:tc>
         <w:tc>
           <w:tcPr>
-            <w:tcW w:type="dxa" w:w="1349"/>
-            <w:tcMar>
-              <w:top w:type="dxa" w:w="50"/>
-              <w:left w:type="dxa" w:w="100"/>
-              <w:bottom w:type="dxa" w:w="50"/>
-              <w:right w:type="dxa" w:w="100"/>
-            </w:tcMar>
-            <w:vAlign w:val="center"/>
-          </w:tcPr>
-          <w:p>
-            <w:pPr>
-              <w:spacing w:after="0" w:line="252"/>
-              <w:jc w:val="left"/>
-            </w:pPr>
-          </w:p>
-        </w:tc>
-        <w:tc>
-          <w:tcPr>
-            <w:tcW w:type="dxa" w:w="2120"/>
-            <w:tcMar>
-              <w:top w:type="dxa" w:w="50"/>
-              <w:left w:type="dxa" w:w="100"/>
-              <w:bottom w:type="dxa" w:w="50"/>
-              <w:right w:type="dxa" w:w="100"/>
-            </w:tcMar>
-            <w:vAlign w:val="center"/>
-          </w:tcPr>
-          <w:p>
-            <w:pPr>
-              <w:spacing w:after="0" w:line="252"/>
-              <w:jc w:val="left"/>
-            </w:pPr>
-          </w:p>
-        </w:tc>
-        <w:tc>
-          <w:tcPr>
-            <w:tcW w:type="dxa" w:w="1928"/>
-            <w:tcMar>
-              <w:top w:type="dxa" w:w="50"/>
-              <w:left w:type="dxa" w:w="100"/>
-              <w:bottom w:type="dxa" w:w="50"/>
-              <w:right w:type="dxa" w:w="100"/>
-            </w:tcMar>
-            <w:vAlign w:val="center"/>
-          </w:tcPr>
-          <w:p>
-            <w:pPr>
-              <w:spacing w:after="0" w:line="252"/>
-              <w:jc w:val="left"/>
-            </w:pPr>
-          </w:p>
-        </w:tc>
-        <w:tc>
-          <w:tcPr>
-            <w:tcW w:type="dxa" w:w="2120"/>
+            <w:tcW w:type="dxa" w:w="3746"/>
             <w:tcMar>
               <w:top w:type="dxa" w:w="50"/>
               <w:left w:type="dxa" w:w="100"/>
@@ -11578,7 +11255,7 @@
         </w:trPr>
         <w:tc>
           <w:tcPr>
-            <w:tcW w:type="dxa" w:w="1157"/>
+            <w:tcW w:type="dxa" w:w="3214"/>
             <w:tcMar>
               <w:top w:type="dxa" w:w="50"/>
               <w:left w:type="dxa" w:w="100"/>
@@ -11596,7 +11273,7 @@
         </w:tc>
         <w:tc>
           <w:tcPr>
-            <w:tcW w:type="dxa" w:w="964"/>
+            <w:tcW w:type="dxa" w:w="2678"/>
             <w:tcMar>
               <w:top w:type="dxa" w:w="50"/>
               <w:left w:type="dxa" w:w="100"/>
@@ -11614,61 +11291,7 @@
         </w:tc>
         <w:tc>
           <w:tcPr>
-            <w:tcW w:type="dxa" w:w="1349"/>
-            <w:tcMar>
-              <w:top w:type="dxa" w:w="50"/>
-              <w:left w:type="dxa" w:w="100"/>
-              <w:bottom w:type="dxa" w:w="50"/>
-              <w:right w:type="dxa" w:w="100"/>
-            </w:tcMar>
-            <w:vAlign w:val="center"/>
-          </w:tcPr>
-          <w:p>
-            <w:pPr>
-              <w:spacing w:after="0" w:line="252"/>
-              <w:jc w:val="left"/>
-            </w:pPr>
-          </w:p>
-        </w:tc>
-        <w:tc>
-          <w:tcPr>
-            <w:tcW w:type="dxa" w:w="2120"/>
-            <w:tcMar>
-              <w:top w:type="dxa" w:w="50"/>
-              <w:left w:type="dxa" w:w="100"/>
-              <w:bottom w:type="dxa" w:w="50"/>
-              <w:right w:type="dxa" w:w="100"/>
-            </w:tcMar>
-            <w:vAlign w:val="center"/>
-          </w:tcPr>
-          <w:p>
-            <w:pPr>
-              <w:spacing w:after="0" w:line="252"/>
-              <w:jc w:val="left"/>
-            </w:pPr>
-          </w:p>
-        </w:tc>
-        <w:tc>
-          <w:tcPr>
-            <w:tcW w:type="dxa" w:w="1928"/>
-            <w:tcMar>
-              <w:top w:type="dxa" w:w="50"/>
-              <w:left w:type="dxa" w:w="100"/>
-              <w:bottom w:type="dxa" w:w="50"/>
-              <w:right w:type="dxa" w:w="100"/>
-            </w:tcMar>
-            <w:vAlign w:val="center"/>
-          </w:tcPr>
-          <w:p>
-            <w:pPr>
-              <w:spacing w:after="0" w:line="252"/>
-              <w:jc w:val="left"/>
-            </w:pPr>
-          </w:p>
-        </w:tc>
-        <w:tc>
-          <w:tcPr>
-            <w:tcW w:type="dxa" w:w="2120"/>
+            <w:tcW w:type="dxa" w:w="3746"/>
             <w:tcMar>
               <w:top w:type="dxa" w:w="50"/>
               <w:left w:type="dxa" w:w="100"/>
@@ -11692,7 +11315,7 @@
         </w:trPr>
         <w:tc>
           <w:tcPr>
-            <w:tcW w:type="dxa" w:w="1157"/>
+            <w:tcW w:type="dxa" w:w="3214"/>
             <w:tcMar>
               <w:top w:type="dxa" w:w="50"/>
               <w:left w:type="dxa" w:w="100"/>
@@ -11710,7 +11333,7 @@
         </w:tc>
         <w:tc>
           <w:tcPr>
-            <w:tcW w:type="dxa" w:w="964"/>
+            <w:tcW w:type="dxa" w:w="2678"/>
             <w:tcMar>
               <w:top w:type="dxa" w:w="50"/>
               <w:left w:type="dxa" w:w="100"/>
@@ -11728,61 +11351,7 @@
         </w:tc>
         <w:tc>
           <w:tcPr>
-            <w:tcW w:type="dxa" w:w="1349"/>
-            <w:tcMar>
-              <w:top w:type="dxa" w:w="50"/>
-              <w:left w:type="dxa" w:w="100"/>
-              <w:bottom w:type="dxa" w:w="50"/>
-              <w:right w:type="dxa" w:w="100"/>
-            </w:tcMar>
-            <w:vAlign w:val="center"/>
-          </w:tcPr>
-          <w:p>
-            <w:pPr>
-              <w:spacing w:after="0" w:line="252"/>
-              <w:jc w:val="left"/>
-            </w:pPr>
-          </w:p>
-        </w:tc>
-        <w:tc>
-          <w:tcPr>
-            <w:tcW w:type="dxa" w:w="2120"/>
-            <w:tcMar>
-              <w:top w:type="dxa" w:w="50"/>
-              <w:left w:type="dxa" w:w="100"/>
-              <w:bottom w:type="dxa" w:w="50"/>
-              <w:right w:type="dxa" w:w="100"/>
-            </w:tcMar>
-            <w:vAlign w:val="center"/>
-          </w:tcPr>
-          <w:p>
-            <w:pPr>
-              <w:spacing w:after="0" w:line="252"/>
-              <w:jc w:val="left"/>
-            </w:pPr>
-          </w:p>
-        </w:tc>
-        <w:tc>
-          <w:tcPr>
-            <w:tcW w:type="dxa" w:w="1928"/>
-            <w:tcMar>
-              <w:top w:type="dxa" w:w="50"/>
-              <w:left w:type="dxa" w:w="100"/>
-              <w:bottom w:type="dxa" w:w="50"/>
-              <w:right w:type="dxa" w:w="100"/>
-            </w:tcMar>
-            <w:vAlign w:val="center"/>
-          </w:tcPr>
-          <w:p>
-            <w:pPr>
-              <w:spacing w:after="0" w:line="252"/>
-              <w:jc w:val="left"/>
-            </w:pPr>
-          </w:p>
-        </w:tc>
-        <w:tc>
-          <w:tcPr>
-            <w:tcW w:type="dxa" w:w="2120"/>
+            <w:tcW w:type="dxa" w:w="3746"/>
             <w:tcMar>
               <w:top w:type="dxa" w:w="50"/>
               <w:left w:type="dxa" w:w="100"/>
@@ -11806,7 +11375,7 @@
         </w:trPr>
         <w:tc>
           <w:tcPr>
-            <w:tcW w:type="dxa" w:w="1157"/>
+            <w:tcW w:type="dxa" w:w="3214"/>
             <w:tcMar>
               <w:top w:type="dxa" w:w="50"/>
               <w:left w:type="dxa" w:w="100"/>
@@ -11824,7 +11393,7 @@
         </w:tc>
         <w:tc>
           <w:tcPr>
-            <w:tcW w:type="dxa" w:w="964"/>
+            <w:tcW w:type="dxa" w:w="2678"/>
             <w:tcMar>
               <w:top w:type="dxa" w:w="50"/>
               <w:left w:type="dxa" w:w="100"/>
@@ -11842,61 +11411,7 @@
         </w:tc>
         <w:tc>
           <w:tcPr>
-            <w:tcW w:type="dxa" w:w="1349"/>
-            <w:tcMar>
-              <w:top w:type="dxa" w:w="50"/>
-              <w:left w:type="dxa" w:w="100"/>
-              <w:bottom w:type="dxa" w:w="50"/>
-              <w:right w:type="dxa" w:w="100"/>
-            </w:tcMar>
-            <w:vAlign w:val="center"/>
-          </w:tcPr>
-          <w:p>
-            <w:pPr>
-              <w:spacing w:after="0" w:line="252"/>
-              <w:jc w:val="left"/>
-            </w:pPr>
-          </w:p>
-        </w:tc>
-        <w:tc>
-          <w:tcPr>
-            <w:tcW w:type="dxa" w:w="2120"/>
-            <w:tcMar>
-              <w:top w:type="dxa" w:w="50"/>
-              <w:left w:type="dxa" w:w="100"/>
-              <w:bottom w:type="dxa" w:w="50"/>
-              <w:right w:type="dxa" w:w="100"/>
-            </w:tcMar>
-            <w:vAlign w:val="center"/>
-          </w:tcPr>
-          <w:p>
-            <w:pPr>
-              <w:spacing w:after="0" w:line="252"/>
-              <w:jc w:val="left"/>
-            </w:pPr>
-          </w:p>
-        </w:tc>
-        <w:tc>
-          <w:tcPr>
-            <w:tcW w:type="dxa" w:w="1928"/>
-            <w:tcMar>
-              <w:top w:type="dxa" w:w="50"/>
-              <w:left w:type="dxa" w:w="100"/>
-              <w:bottom w:type="dxa" w:w="50"/>
-              <w:right w:type="dxa" w:w="100"/>
-            </w:tcMar>
-            <w:vAlign w:val="center"/>
-          </w:tcPr>
-          <w:p>
-            <w:pPr>
-              <w:spacing w:after="0" w:line="252"/>
-              <w:jc w:val="left"/>
-            </w:pPr>
-          </w:p>
-        </w:tc>
-        <w:tc>
-          <w:tcPr>
-            <w:tcW w:type="dxa" w:w="2120"/>
+            <w:tcW w:type="dxa" w:w="3746"/>
             <w:tcMar>
               <w:top w:type="dxa" w:w="50"/>
               <w:left w:type="dxa" w:w="100"/>
@@ -11920,7 +11435,7 @@
         </w:trPr>
         <w:tc>
           <w:tcPr>
-            <w:tcW w:type="dxa" w:w="1157"/>
+            <w:tcW w:type="dxa" w:w="3214"/>
             <w:tcMar>
               <w:top w:type="dxa" w:w="50"/>
               <w:left w:type="dxa" w:w="100"/>
@@ -11938,7 +11453,7 @@
         </w:tc>
         <w:tc>
           <w:tcPr>
-            <w:tcW w:type="dxa" w:w="964"/>
+            <w:tcW w:type="dxa" w:w="2678"/>
             <w:tcMar>
               <w:top w:type="dxa" w:w="50"/>
               <w:left w:type="dxa" w:w="100"/>
@@ -11956,61 +11471,7 @@
         </w:tc>
         <w:tc>
           <w:tcPr>
-            <w:tcW w:type="dxa" w:w="1349"/>
-            <w:tcMar>
-              <w:top w:type="dxa" w:w="50"/>
-              <w:left w:type="dxa" w:w="100"/>
-              <w:bottom w:type="dxa" w:w="50"/>
-              <w:right w:type="dxa" w:w="100"/>
-            </w:tcMar>
-            <w:vAlign w:val="center"/>
-          </w:tcPr>
-          <w:p>
-            <w:pPr>
-              <w:spacing w:after="0" w:line="252"/>
-              <w:jc w:val="left"/>
-            </w:pPr>
-          </w:p>
-        </w:tc>
-        <w:tc>
-          <w:tcPr>
-            <w:tcW w:type="dxa" w:w="2120"/>
-            <w:tcMar>
-              <w:top w:type="dxa" w:w="50"/>
-              <w:left w:type="dxa" w:w="100"/>
-              <w:bottom w:type="dxa" w:w="50"/>
-              <w:right w:type="dxa" w:w="100"/>
-            </w:tcMar>
-            <w:vAlign w:val="center"/>
-          </w:tcPr>
-          <w:p>
-            <w:pPr>
-              <w:spacing w:after="0" w:line="252"/>
-              <w:jc w:val="left"/>
-            </w:pPr>
-          </w:p>
-        </w:tc>
-        <w:tc>
-          <w:tcPr>
-            <w:tcW w:type="dxa" w:w="1928"/>
-            <w:tcMar>
-              <w:top w:type="dxa" w:w="50"/>
-              <w:left w:type="dxa" w:w="100"/>
-              <w:bottom w:type="dxa" w:w="50"/>
-              <w:right w:type="dxa" w:w="100"/>
-            </w:tcMar>
-            <w:vAlign w:val="center"/>
-          </w:tcPr>
-          <w:p>
-            <w:pPr>
-              <w:spacing w:after="0" w:line="252"/>
-              <w:jc w:val="left"/>
-            </w:pPr>
-          </w:p>
-        </w:tc>
-        <w:tc>
-          <w:tcPr>
-            <w:tcW w:type="dxa" w:w="2120"/>
+            <w:tcW w:type="dxa" w:w="3746"/>
             <w:tcMar>
               <w:top w:type="dxa" w:w="50"/>
               <w:left w:type="dxa" w:w="100"/>

--- a/materialien/Welt0_Akademie/2_Arbeitsblaetter/AQ_W0_AB_Portal.docx
+++ b/materialien/Welt0_Akademie/2_Arbeitsblaetter/AQ_W0_AB_Portal.docx
@@ -1988,7 +1988,7 @@
                 <w:sz w:val="22"/>
                 <w:szCs w:val="22"/>
               </w:rPr>
-              <w:t xml:space="preserve"> (z. B. K7M-42Q): </w:t>
+              <w:t xml:space="preserve"> (z. B. KMQ-427): </w:t>
             </w:r>
             <w:r>
               <w:rPr>
@@ -2008,7 +2008,7 @@
                 <w:sz w:val="22"/>
                 <w:szCs w:val="22"/>
               </w:rPr>
-              <w:t xml:space="preserve"> Mit Kurscode + Name + Code spielst du auf jedem Gerät weiter („Weiterspielen“).</w:t>
+              <w:t xml:space="preserve"> Mit Name + Code spielst du auf jedem Gerät weiter („Weiterspielen“).</w:t>
             </w:r>
           </w:p>
         </w:tc>

--- a/materialien/Welt0_Akademie/2_Arbeitsblaetter/AQ_W0_AB_Portal.docx
+++ b/materialien/Welt0_Akademie/2_Arbeitsblaetter/AQ_W0_AB_Portal.docx
@@ -113,6 +113,31 @@
                 <w:shd w:fill="EDEDED" w:color="auto" w:val="clear"/>
               </w:rPr>
               <w:t xml:space="preserve">AQ_W0_L0_Diagnose_Geruest.txt</w:t>
+            </w:r>
+          </w:p>
+          <w:p>
+            <w:pPr>
+              <w:spacing w:after="0"/>
+            </w:pPr>
+            <w:r>
+              <w:rPr>
+                <w:rFonts w:ascii="Calibri" w:cs="Calibri" w:eastAsia="Calibri" w:hAnsi="Calibri"/>
+                <w:b/>
+                <w:bCs/>
+                <w:sz w:val="20"/>
+                <w:szCs w:val="20"/>
+                <w:color w:val="548235"/>
+              </w:rPr>
+              <w:t xml:space="preserve">Niveau (KC 2017):</w:t>
+            </w:r>
+            <w:r>
+              <w:rPr>
+                <w:rFonts w:ascii="Calibri" w:cs="Calibri" w:eastAsia="Calibri" w:hAnsi="Calibri"/>
+                <w:sz w:val="20"/>
+                <w:szCs w:val="20"/>
+                <w:color w:val="548235"/>
+              </w:rPr>
+              <w:t xml:space="preserve"> Grund- und Leistungskurs (gA und eA)</w:t>
             </w:r>
           </w:p>
         </w:tc>
